--- a/IssueBuddyDocs/Help/ReadMe - Issue Buddy Tools.docx
+++ b/IssueBuddyDocs/Help/ReadMe - Issue Buddy Tools.docx
@@ -837,9 +837,9 @@
           <w:noProof/>
         </w:rPr>
         <w:drawing>
-          <wp:inline distT="0" distB="0" distL="0" distR="0" wp14:anchorId="0E3A5160" wp14:editId="2DF7E429">
-            <wp:extent cx="5731510" cy="2869565"/>
-            <wp:effectExtent l="0" t="0" r="2540" b="6985"/>
+          <wp:inline distT="0" distB="0" distL="0" distR="0" wp14:anchorId="0E3A5160" wp14:editId="7DD8E4E6">
+            <wp:extent cx="5731416" cy="2869565"/>
+            <wp:effectExtent l="0" t="0" r="3175" b="6985"/>
             <wp:docPr id="1158818932" name="Picture 1"/>
             <wp:cNvGraphicFramePr>
               <a:graphicFrameLocks xmlns:a="http://schemas.openxmlformats.org/drawingml/2006/main" noChangeAspect="1"/>
@@ -848,11 +848,17 @@
               <a:graphicData uri="http://schemas.openxmlformats.org/drawingml/2006/picture">
                 <pic:pic xmlns:pic="http://schemas.openxmlformats.org/drawingml/2006/picture">
                   <pic:nvPicPr>
-                    <pic:cNvPr id="1158818932" name=""/>
+                    <pic:cNvPr id="1158818932" name="Picture 1"/>
                     <pic:cNvPicPr/>
                   </pic:nvPicPr>
                   <pic:blipFill>
-                    <a:blip r:embed="rId12"/>
+                    <a:blip r:embed="rId12" cstate="print">
+                      <a:extLst>
+                        <a:ext uri="{28A0092B-C50C-407E-A947-70E740481C1C}">
+                          <a14:useLocalDpi xmlns:a14="http://schemas.microsoft.com/office/drawing/2010/main" val="0"/>
+                        </a:ext>
+                      </a:extLst>
+                    </a:blip>
                     <a:stretch>
                       <a:fillRect/>
                     </a:stretch>
@@ -860,7 +866,7 @@
                   <pic:spPr>
                     <a:xfrm>
                       <a:off x="0" y="0"/>
-                      <a:ext cx="5731510" cy="2869565"/>
+                      <a:ext cx="5731416" cy="2869565"/>
                     </a:xfrm>
                     <a:prstGeom prst="rect">
                       <a:avLst/>
@@ -1004,8 +1010,8 @@
           <w:noProof/>
         </w:rPr>
         <w:drawing>
-          <wp:inline distT="0" distB="0" distL="0" distR="0" wp14:anchorId="0C85AB9E" wp14:editId="0B14D4F7">
-            <wp:extent cx="5295900" cy="3180122"/>
+          <wp:inline distT="0" distB="0" distL="0" distR="0" wp14:anchorId="0C85AB9E" wp14:editId="588B94D0">
+            <wp:extent cx="5296576" cy="3180382"/>
             <wp:effectExtent l="0" t="0" r="0" b="1270"/>
             <wp:docPr id="339521133" name="Picture 1"/>
             <wp:cNvGraphicFramePr>
@@ -1015,11 +1021,17 @@
               <a:graphicData uri="http://schemas.openxmlformats.org/drawingml/2006/picture">
                 <pic:pic xmlns:pic="http://schemas.openxmlformats.org/drawingml/2006/picture">
                   <pic:nvPicPr>
-                    <pic:cNvPr id="339521133" name=""/>
+                    <pic:cNvPr id="339521133" name="Picture 1"/>
                     <pic:cNvPicPr/>
                   </pic:nvPicPr>
                   <pic:blipFill>
-                    <a:blip r:embed="rId14"/>
+                    <a:blip r:embed="rId14" cstate="print">
+                      <a:extLst>
+                        <a:ext uri="{28A0092B-C50C-407E-A947-70E740481C1C}">
+                          <a14:useLocalDpi xmlns:a14="http://schemas.microsoft.com/office/drawing/2010/main" val="0"/>
+                        </a:ext>
+                      </a:extLst>
+                    </a:blip>
                     <a:stretch>
                       <a:fillRect/>
                     </a:stretch>
@@ -1027,7 +1039,7 @@
                   <pic:spPr>
                     <a:xfrm>
                       <a:off x="0" y="0"/>
-                      <a:ext cx="5296576" cy="3180528"/>
+                      <a:ext cx="5296576" cy="3180382"/>
                     </a:xfrm>
                     <a:prstGeom prst="rect">
                       <a:avLst/>
@@ -1631,16 +1643,7 @@
           <w:sz w:val="36"/>
           <w:szCs w:val="36"/>
         </w:rPr>
-        <w:t xml:space="preserve"> </w:t>
-      </w:r>
-      <w:r>
-        <w:rPr>
-          <w:rFonts w:ascii="Segoe UI" w:hAnsi="Segoe UI" w:cs="Segoe UI"/>
-          <w:color w:val="B21616"/>
-          <w:sz w:val="36"/>
-          <w:szCs w:val="36"/>
-        </w:rPr>
-        <w:t>Print Set from Selection</w:t>
+        <w:t xml:space="preserve"> Print Set from Selection</w:t>
       </w:r>
     </w:p>
     <w:p>
@@ -3077,6 +3080,7 @@
   <w:style w:type="character" w:default="1" w:styleId="DefaultParagraphFont">
     <w:name w:val="Default Paragraph Font"/>
     <w:uiPriority w:val="1"/>
+    <w:semiHidden/>
     <w:unhideWhenUsed/>
   </w:style>
   <w:style w:type="table" w:default="1" w:styleId="TableNormal">
